--- a/python_notes/Selenium_Python_Framework_Design.docx
+++ b/python_notes/Selenium_Python_Framework_Design.docx
@@ -148,13 +148,17 @@
         <w:spacing w:after="0" w:line="240" w:lineRule="auto"/>
       </w:pPr>
       <w:r>
-        <w:t xml:space="preserve">Running </w:t>
-      </w:r>
-      <w:proofErr w:type="spellStart"/>
-      <w:r>
-        <w:t>pytests</w:t>
-      </w:r>
-      <w:proofErr w:type="spellEnd"/>
+        <w:t>Running pytest</w:t>
+      </w:r>
+      <w:r>
+        <w:t>(</w:t>
+      </w:r>
+      <w:r>
+        <w:t>s</w:t>
+      </w:r>
+      <w:r>
+        <w:t>)</w:t>
+      </w:r>
       <w:r>
         <w:t xml:space="preserve"> from command line and PyCharm IDE</w:t>
       </w:r>
@@ -314,6 +318,241 @@
       </w:pPr>
       <w:r>
         <w:t>HTML report generation for pytest execution</w:t>
+      </w:r>
+    </w:p>
+    <w:p>
+      <w:pPr>
+        <w:spacing w:after="0" w:line="240" w:lineRule="auto"/>
+      </w:pPr>
+    </w:p>
+    <w:p>
+      <w:pPr>
+        <w:spacing w:after="0" w:line="240" w:lineRule="auto"/>
+      </w:pPr>
+      <w:r>
+        <w:t>Selenium Python Framework Implementation from Scratch:</w:t>
+      </w:r>
+    </w:p>
+    <w:p>
+      <w:pPr>
+        <w:pStyle w:val="ListParagraph"/>
+        <w:numPr>
+          <w:ilvl w:val="0"/>
+          <w:numId w:val="3"/>
+        </w:numPr>
+        <w:spacing w:after="0" w:line="240" w:lineRule="auto"/>
+      </w:pPr>
+      <w:r>
+        <w:t>Standards of writing selenium tests in framework</w:t>
+      </w:r>
+    </w:p>
+    <w:p>
+      <w:pPr>
+        <w:pStyle w:val="ListParagraph"/>
+        <w:numPr>
+          <w:ilvl w:val="0"/>
+          <w:numId w:val="3"/>
+        </w:numPr>
+        <w:spacing w:after="0" w:line="240" w:lineRule="auto"/>
+      </w:pPr>
+      <w:r>
+        <w:t>Creating Browser invocation Fixtures in conftest.py</w:t>
+      </w:r>
+    </w:p>
+    <w:p>
+      <w:pPr>
+        <w:pStyle w:val="ListParagraph"/>
+        <w:numPr>
+          <w:ilvl w:val="0"/>
+          <w:numId w:val="3"/>
+        </w:numPr>
+        <w:spacing w:after="0" w:line="240" w:lineRule="auto"/>
+      </w:pPr>
+      <w:r>
+        <w:t xml:space="preserve">Setting up Base class to </w:t>
+      </w:r>
+      <w:r>
+        <w:t>hold all common Utilities.</w:t>
+      </w:r>
+    </w:p>
+    <w:p>
+      <w:pPr>
+        <w:pStyle w:val="ListParagraph"/>
+        <w:numPr>
+          <w:ilvl w:val="0"/>
+          <w:numId w:val="3"/>
+        </w:numPr>
+        <w:spacing w:after="0" w:line="240" w:lineRule="auto"/>
+      </w:pPr>
+      <w:r>
+        <w:t xml:space="preserve">Inheriting Base class to </w:t>
+      </w:r>
+      <w:r>
+        <w:t>all tests to remove Fixture redundant code</w:t>
+      </w:r>
+    </w:p>
+    <w:p>
+      <w:pPr>
+        <w:pStyle w:val="ListParagraph"/>
+        <w:numPr>
+          <w:ilvl w:val="0"/>
+          <w:numId w:val="3"/>
+        </w:numPr>
+        <w:spacing w:after="0" w:line="240" w:lineRule="auto"/>
+      </w:pPr>
+      <w:r>
+        <w:t>Passing Command line options to select browser at run time</w:t>
+      </w:r>
+    </w:p>
+    <w:p>
+      <w:pPr>
+        <w:pStyle w:val="ListParagraph"/>
+        <w:numPr>
+          <w:ilvl w:val="0"/>
+          <w:numId w:val="3"/>
+        </w:numPr>
+        <w:spacing w:after="0" w:line="240" w:lineRule="auto"/>
+      </w:pPr>
+      <w:r>
+        <w:t>Implement Page Object Model pattern</w:t>
+      </w:r>
+    </w:p>
+    <w:p>
+      <w:pPr>
+        <w:pStyle w:val="ListParagraph"/>
+        <w:numPr>
+          <w:ilvl w:val="0"/>
+          <w:numId w:val="3"/>
+        </w:numPr>
+        <w:spacing w:after="0" w:line="240" w:lineRule="auto"/>
+      </w:pPr>
+      <w:r>
+        <w:t>Smarter way of returning Page Objects from Navigation methods</w:t>
+      </w:r>
+    </w:p>
+    <w:p>
+      <w:pPr>
+        <w:pStyle w:val="ListParagraph"/>
+        <w:numPr>
+          <w:ilvl w:val="0"/>
+          <w:numId w:val="3"/>
+        </w:numPr>
+        <w:spacing w:after="0" w:line="240" w:lineRule="auto"/>
+      </w:pPr>
+      <w:r>
+        <w:t>Creating Selenium WebDriver Custom Utilities in Base class</w:t>
+      </w:r>
+    </w:p>
+    <w:p>
+      <w:pPr>
+        <w:pStyle w:val="ListParagraph"/>
+        <w:numPr>
+          <w:ilvl w:val="0"/>
+          <w:numId w:val="3"/>
+        </w:numPr>
+        <w:spacing w:after="0" w:line="240" w:lineRule="auto"/>
+      </w:pPr>
+      <w:r>
+        <w:t>Parameteriging WebDriver tests with Multiple Data sets</w:t>
+      </w:r>
+    </w:p>
+    <w:p>
+      <w:pPr>
+        <w:pStyle w:val="ListParagraph"/>
+        <w:numPr>
+          <w:ilvl w:val="0"/>
+          <w:numId w:val="3"/>
+        </w:numPr>
+        <w:spacing w:after="0" w:line="240" w:lineRule="auto"/>
+      </w:pPr>
+      <w:r>
+        <w:t>Organizing Data from Separate Data files and injecting into fixture at run time</w:t>
+      </w:r>
+    </w:p>
+    <w:p>
+      <w:pPr>
+        <w:pStyle w:val="ListParagraph"/>
+        <w:numPr>
+          <w:ilvl w:val="0"/>
+          <w:numId w:val="3"/>
+        </w:numPr>
+        <w:spacing w:after="0" w:line="240" w:lineRule="auto"/>
+      </w:pPr>
+      <w:r>
+        <w:t>Implementing Logging feature to WebDriver tests</w:t>
+      </w:r>
+    </w:p>
+    <w:p>
+      <w:pPr>
+        <w:pStyle w:val="ListParagraph"/>
+        <w:numPr>
+          <w:ilvl w:val="0"/>
+          <w:numId w:val="3"/>
+        </w:numPr>
+        <w:spacing w:after="0" w:line="240" w:lineRule="auto"/>
+      </w:pPr>
+      <w:r>
+        <w:t>Test Execution with HTML Reporting</w:t>
+      </w:r>
+    </w:p>
+    <w:p>
+      <w:pPr>
+        <w:pStyle w:val="ListParagraph"/>
+        <w:numPr>
+          <w:ilvl w:val="0"/>
+          <w:numId w:val="3"/>
+        </w:numPr>
+        <w:spacing w:after="0" w:line="240" w:lineRule="auto"/>
+      </w:pPr>
+      <w:r>
+        <w:t>Automatic Screenshot Capture on Test Failures</w:t>
+      </w:r>
+    </w:p>
+    <w:p>
+      <w:pPr>
+        <w:pStyle w:val="ListParagraph"/>
+        <w:numPr>
+          <w:ilvl w:val="0"/>
+          <w:numId w:val="3"/>
+        </w:numPr>
+        <w:spacing w:after="0" w:line="240" w:lineRule="auto"/>
+      </w:pPr>
+      <w:r>
+        <w:t>Integrating Selenium Python Framework to Jenkins CI tool with Jenkins build parameterization</w:t>
+      </w:r>
+    </w:p>
+    <w:p>
+      <w:pPr>
+        <w:pStyle w:val="ListParagraph"/>
+        <w:numPr>
+          <w:ilvl w:val="0"/>
+          <w:numId w:val="3"/>
+        </w:numPr>
+        <w:spacing w:after="0" w:line="240" w:lineRule="auto"/>
+      </w:pPr>
+      <w:r>
+        <w:t>GitHub basics for Project version control</w:t>
+      </w:r>
+    </w:p>
+    <w:p>
+      <w:pPr>
+        <w:spacing w:after="0" w:line="240" w:lineRule="auto"/>
+      </w:pPr>
+    </w:p>
+    <w:p>
+      <w:pPr>
+        <w:spacing w:after="0" w:line="240" w:lineRule="auto"/>
+      </w:pPr>
+      <w:r>
+        <w:t>To run tests:</w:t>
+      </w:r>
+    </w:p>
+    <w:p>
+      <w:pPr>
+        <w:spacing w:after="0" w:line="240" w:lineRule="auto"/>
+      </w:pPr>
+      <w:r>
+        <w:t>(.venv) C:\WorkspacePython\python-web-framework&gt;python -m pytest -v -s --browser=chrome --html=report\report.html</w:t>
       </w:r>
     </w:p>
     <w:p>
@@ -523,11 +762,100 @@
       </w:pPr>
     </w:lvl>
   </w:abstractNum>
+  <w:abstractNum w:abstractNumId="2">
+    <w:nsid w:val="5FD06FB1"/>
+    <w:multiLevelType w:val="hybridMultilevel"/>
+    <w:tmpl w:val="43BAA170"/>
+    <w:lvl w:ilvl="0" w:tplc="0809000F">
+      <w:start w:val="1"/>
+      <w:numFmt w:val="decimal"/>
+      <w:lvlText w:val="%1."/>
+      <w:lvlJc w:val="left"/>
+      <w:pPr>
+        <w:ind w:left="720" w:hanging="360"/>
+      </w:pPr>
+    </w:lvl>
+    <w:lvl w:ilvl="1" w:tplc="08090019" w:tentative="1">
+      <w:start w:val="1"/>
+      <w:numFmt w:val="lowerLetter"/>
+      <w:lvlText w:val="%2."/>
+      <w:lvlJc w:val="left"/>
+      <w:pPr>
+        <w:ind w:left="1440" w:hanging="360"/>
+      </w:pPr>
+    </w:lvl>
+    <w:lvl w:ilvl="2" w:tplc="0809001B" w:tentative="1">
+      <w:start w:val="1"/>
+      <w:numFmt w:val="lowerRoman"/>
+      <w:lvlText w:val="%3."/>
+      <w:lvlJc w:val="right"/>
+      <w:pPr>
+        <w:ind w:left="2160" w:hanging="180"/>
+      </w:pPr>
+    </w:lvl>
+    <w:lvl w:ilvl="3" w:tplc="0809000F" w:tentative="1">
+      <w:start w:val="1"/>
+      <w:numFmt w:val="decimal"/>
+      <w:lvlText w:val="%4."/>
+      <w:lvlJc w:val="left"/>
+      <w:pPr>
+        <w:ind w:left="2880" w:hanging="360"/>
+      </w:pPr>
+    </w:lvl>
+    <w:lvl w:ilvl="4" w:tplc="08090019" w:tentative="1">
+      <w:start w:val="1"/>
+      <w:numFmt w:val="lowerLetter"/>
+      <w:lvlText w:val="%5."/>
+      <w:lvlJc w:val="left"/>
+      <w:pPr>
+        <w:ind w:left="3600" w:hanging="360"/>
+      </w:pPr>
+    </w:lvl>
+    <w:lvl w:ilvl="5" w:tplc="0809001B" w:tentative="1">
+      <w:start w:val="1"/>
+      <w:numFmt w:val="lowerRoman"/>
+      <w:lvlText w:val="%6."/>
+      <w:lvlJc w:val="right"/>
+      <w:pPr>
+        <w:ind w:left="4320" w:hanging="180"/>
+      </w:pPr>
+    </w:lvl>
+    <w:lvl w:ilvl="6" w:tplc="0809000F" w:tentative="1">
+      <w:start w:val="1"/>
+      <w:numFmt w:val="decimal"/>
+      <w:lvlText w:val="%7."/>
+      <w:lvlJc w:val="left"/>
+      <w:pPr>
+        <w:ind w:left="5040" w:hanging="360"/>
+      </w:pPr>
+    </w:lvl>
+    <w:lvl w:ilvl="7" w:tplc="08090019" w:tentative="1">
+      <w:start w:val="1"/>
+      <w:numFmt w:val="lowerLetter"/>
+      <w:lvlText w:val="%8."/>
+      <w:lvlJc w:val="left"/>
+      <w:pPr>
+        <w:ind w:left="5760" w:hanging="360"/>
+      </w:pPr>
+    </w:lvl>
+    <w:lvl w:ilvl="8" w:tplc="0809001B" w:tentative="1">
+      <w:start w:val="1"/>
+      <w:numFmt w:val="lowerRoman"/>
+      <w:lvlText w:val="%9."/>
+      <w:lvlJc w:val="right"/>
+      <w:pPr>
+        <w:ind w:left="6480" w:hanging="180"/>
+      </w:pPr>
+    </w:lvl>
+  </w:abstractNum>
   <w:num w:numId="1">
     <w:abstractNumId w:val="0"/>
   </w:num>
   <w:num w:numId="2">
     <w:abstractNumId w:val="1"/>
+  </w:num>
+  <w:num w:numId="3">
+    <w:abstractNumId w:val="2"/>
   </w:num>
 </w:numbering>
 </file>

--- a/python_notes/Selenium_Python_Framework_Design.docx
+++ b/python_notes/Selenium_Python_Framework_Design.docx
@@ -328,8 +328,14 @@
     <w:p>
       <w:pPr>
         <w:spacing w:after="0" w:line="240" w:lineRule="auto"/>
-      </w:pPr>
-      <w:r>
+        <w:rPr>
+          <w:b/>
+        </w:rPr>
+      </w:pPr>
+      <w:r>
+        <w:rPr>
+          <w:b/>
+        </w:rPr>
         <w:t>Selenium Python Framework Implementation from Scratch:</w:t>
       </w:r>
     </w:p>
@@ -542,8 +548,14 @@
     <w:p>
       <w:pPr>
         <w:spacing w:after="0" w:line="240" w:lineRule="auto"/>
-      </w:pPr>
-      <w:r>
+        <w:rPr>
+          <w:b/>
+        </w:rPr>
+      </w:pPr>
+      <w:r>
+        <w:rPr>
+          <w:b/>
+        </w:rPr>
         <w:t>To run tests:</w:t>
       </w:r>
     </w:p>
@@ -552,7 +564,15 @@
         <w:spacing w:after="0" w:line="240" w:lineRule="auto"/>
       </w:pPr>
       <w:r>
-        <w:t>(.venv) C:\WorkspacePython\python-web-framework&gt;python -m pytest -v -s --browser=chrome --html=report\report.html</w:t>
+        <w:t>(.</w:t>
+      </w:r>
+      <w:proofErr w:type="spellStart"/>
+      <w:r>
+        <w:t>venv</w:t>
+      </w:r>
+      <w:proofErr w:type="spellEnd"/>
+      <w:r>
+        <w:t>) C:\WorkspacePython\python-web-framework&gt;python -m pytest -v -s --browser=chrome --html=report\report.html</w:t>
       </w:r>
     </w:p>
     <w:p>

--- a/python_notes/Selenium_Python_Framework_Design.docx
+++ b/python_notes/Selenium_Python_Framework_Design.docx
@@ -461,6 +461,9 @@
       <w:r>
         <w:t>Parameteriging WebDriver tests with Multiple Data sets</w:t>
       </w:r>
+      <w:r>
+        <w:t xml:space="preserve"> using pytest parameterization using fixture</w:t>
+      </w:r>
     </w:p>
     <w:p>
       <w:pPr>
@@ -574,6 +577,71 @@
       <w:r>
         <w:t>) C:\WorkspacePython\python-web-framework&gt;python -m pytest -v -s --browser=chrome --html=report\report.html</w:t>
       </w:r>
+    </w:p>
+    <w:p>
+      <w:pPr>
+        <w:spacing w:after="0" w:line="240" w:lineRule="auto"/>
+      </w:pPr>
+    </w:p>
+    <w:p>
+      <w:pPr>
+        <w:spacing w:after="0" w:line="240" w:lineRule="auto"/>
+      </w:pPr>
+      <w:r>
+        <w:t>python -m pytest -v -s</w:t>
+      </w:r>
+      <w:r>
+        <w:t xml:space="preserve">  tests\test_e2e.py </w:t>
+      </w:r>
+      <w:r>
+        <w:t xml:space="preserve"> --browser=chrome --html=report\report.html</w:t>
+      </w:r>
+    </w:p>
+    <w:p>
+      <w:pPr>
+        <w:spacing w:after="0" w:line="240" w:lineRule="auto"/>
+      </w:pPr>
+      <w:r>
+        <w:t>python -m pytest -v -s  tests\test_</w:t>
+      </w:r>
+      <w:r>
+        <w:t>test_home_page</w:t>
+      </w:r>
+      <w:r>
+        <w:t>.py  --browser=chrome --html=report\report.html</w:t>
+      </w:r>
+    </w:p>
+    <w:p>
+      <w:pPr>
+        <w:spacing w:after="0" w:line="240" w:lineRule="auto"/>
+      </w:pPr>
+    </w:p>
+    <w:p>
+      <w:pPr>
+        <w:spacing w:after="0" w:line="240" w:lineRule="auto"/>
+      </w:pPr>
+      <w:r>
+        <w:lastRenderedPageBreak/>
+        <w:t>(.</w:t>
+      </w:r>
+      <w:proofErr w:type="spellStart"/>
+      <w:r>
+        <w:t>venv</w:t>
+      </w:r>
+      <w:proofErr w:type="spellEnd"/>
+      <w:r>
+        <w:t>) C:\WorkspacePython\python-web-framework&gt;python -m pytest -v -s  tests\test_home_page.py  --browser=chrome --html=report\report.html</w:t>
+      </w:r>
+    </w:p>
+    <w:p>
+      <w:pPr>
+        <w:spacing w:after="0" w:line="240" w:lineRule="auto"/>
+      </w:pPr>
+    </w:p>
+    <w:p>
+      <w:pPr>
+        <w:spacing w:after="0" w:line="240" w:lineRule="auto"/>
+      </w:pPr>
     </w:p>
     <w:p>
       <w:pPr>
@@ -1044,7 +1112,6 @@
   <w:style w:type="character" w:default="1" w:styleId="DefaultParagraphFont">
     <w:name w:val="Default Paragraph Font"/>
     <w:uiPriority w:val="1"/>
-    <w:semiHidden/>
     <w:unhideWhenUsed/>
   </w:style>
   <w:style w:type="table" w:default="1" w:styleId="TableNormal">

--- a/python_notes/Selenium_Python_Framework_Design.docx
+++ b/python_notes/Selenium_Python_Framework_Design.docx
@@ -594,7 +594,18 @@
         <w:t xml:space="preserve">  tests\test_e2e.py </w:t>
       </w:r>
       <w:r>
-        <w:t xml:space="preserve"> --browser=chrome --html=report\report.html</w:t>
+        <w:t xml:space="preserve"> --</w:t>
+      </w:r>
+      <w:r>
+        <w:t xml:space="preserve"> </w:t>
+      </w:r>
+      <w:proofErr w:type="spellStart"/>
+      <w:r>
+        <w:t>browser_name</w:t>
+      </w:r>
+      <w:proofErr w:type="spellEnd"/>
+      <w:r>
+        <w:t>=chrome --html=report\report.html</w:t>
       </w:r>
     </w:p>
     <w:p>
@@ -608,7 +619,18 @@
         <w:t>test_home_page</w:t>
       </w:r>
       <w:r>
-        <w:t>.py  --browser=chrome --html=report\report.html</w:t>
+        <w:t>.py  --</w:t>
+      </w:r>
+      <w:r>
+        <w:t xml:space="preserve"> </w:t>
+      </w:r>
+      <w:proofErr w:type="spellStart"/>
+      <w:r>
+        <w:t>browser_name</w:t>
+      </w:r>
+      <w:proofErr w:type="spellEnd"/>
+      <w:r>
+        <w:t>=chrome --html=report\report.html</w:t>
       </w:r>
     </w:p>
     <w:p>
@@ -630,13 +652,56 @@
       </w:r>
       <w:proofErr w:type="spellEnd"/>
       <w:r>
-        <w:t>) C:\WorkspacePython\python-web-framework&gt;python -m pytest -v -s  tests\test_home_page.py  --browser=chrome --html=report\report.html</w:t>
-      </w:r>
-    </w:p>
-    <w:p>
-      <w:pPr>
-        <w:spacing w:after="0" w:line="240" w:lineRule="auto"/>
-      </w:pPr>
+        <w:t>) C:\WorkspacePython\python-web-framework&gt;python -m pytest -v -s  tests\test_home_page.py  --</w:t>
+      </w:r>
+      <w:r>
+        <w:t xml:space="preserve"> </w:t>
+      </w:r>
+      <w:proofErr w:type="spellStart"/>
+      <w:r>
+        <w:t>browser_name</w:t>
+      </w:r>
+      <w:proofErr w:type="spellEnd"/>
+      <w:r>
+        <w:t>=chrome --html=report\report.html</w:t>
+      </w:r>
+    </w:p>
+    <w:p>
+      <w:pPr>
+        <w:spacing w:after="0" w:line="240" w:lineRule="auto"/>
+      </w:pPr>
+    </w:p>
+    <w:p>
+      <w:pPr>
+        <w:spacing w:after="0" w:line="240" w:lineRule="auto"/>
+      </w:pPr>
+      <w:r>
+        <w:t>To generate reports:</w:t>
+      </w:r>
+    </w:p>
+    <w:p>
+      <w:pPr>
+        <w:spacing w:after="0" w:line="240" w:lineRule="auto"/>
+      </w:pPr>
+      <w:r>
+        <w:t>(.</w:t>
+      </w:r>
+      <w:proofErr w:type="spellStart"/>
+      <w:r>
+        <w:t>venv</w:t>
+      </w:r>
+      <w:proofErr w:type="spellEnd"/>
+      <w:r>
+        <w:t>) C:\WorkspacePython\python-web-framework&gt;python -m pytest -v -s --</w:t>
+      </w:r>
+      <w:proofErr w:type="spellStart"/>
+      <w:r>
+        <w:t>browser_name</w:t>
+      </w:r>
+      <w:proofErr w:type="spellEnd"/>
+      <w:r>
+        <w:t>=chrome --html=report.html</w:t>
+      </w:r>
     </w:p>
     <w:p>
       <w:pPr>
@@ -1112,6 +1177,7 @@
   <w:style w:type="character" w:default="1" w:styleId="DefaultParagraphFont">
     <w:name w:val="Default Paragraph Font"/>
     <w:uiPriority w:val="1"/>
+    <w:semiHidden/>
     <w:unhideWhenUsed/>
   </w:style>
   <w:style w:type="table" w:default="1" w:styleId="TableNormal">
